--- a/public/templates/000_pm_suite/02_프로젝트 개발/08_유지보수/02_하자보수접수/프로젝트명_작업요청서_V1.0_20230530.docx
+++ b/public/templates/000_pm_suite/02_프로젝트 개발/08_유지보수/02_하자보수접수/프로젝트명_작업요청서_V1.0_20230530.docx
@@ -10,7 +10,7 @@
           <w:color w:val="2563EB"/>
           <w:sz w:val="17"/>
         </w:rPr>
-        <w:t>[엠파시 엔터프라이즈 표준 사업관리 서식] 문서번호: PM-68 | 사업명: 한빛글로벌 SyncGuard AI 시스템 구축</w:t>
+        <w:t>[엠파시 엔터프라이즈 표준 사업관리 서식] 문서번호: PM-68 | 사업명: 한빛글로벌 SyncFlow AI 시스템 구축</w:t>
       </w:r>
     </w:p>
     <w:p>
@@ -21,7 +21,7 @@
           <w:color w:val="0F172A"/>
           <w:sz w:val="36"/>
         </w:rPr>
-        <w:t>SyncGuard AI 운영 및 유지보수 작업요청서 (Service Request Form)</w:t>
+        <w:t>SyncFlow AI 운영 및 유지보수 작업요청서 (Service Request Form)</w:t>
       </w:r>
     </w:p>
     <w:p>
@@ -32,7 +32,7 @@
           <w:color w:val="475569"/>
           <w:sz w:val="21"/>
         </w:rPr>
-        <w:t>오픈 후 법령 고시 개정 반영, 신규 브랜드 코드 추가 및 기능 개선 공식 작업요청(SR) 표준 양식</w:t>
+        <w:t>오픈 후 법령 고시 개정 반영, 신규 사업본부 코드 추가 및 기능 개선 공식 작업요청(SR) 표준 양식</w:t>
       </w:r>
     </w:p>
     <w:tbl>
@@ -197,7 +197,7 @@
                 <w:color w:val="1E293B"/>
                 <w:sz w:val="19"/>
               </w:rPr>
-              <w:t>2026년 11월 05일 / 주식회사 한빛글로벌 규제심의팀</w:t>
+              <w:t>2026년 11월 05일 / 주식회사 한빛글로벌 규제검증팀</w:t>
             </w:r>
           </w:p>
         </w:tc>
@@ -477,7 +477,7 @@
                 <w:color w:val="1E293B"/>
                 <w:sz w:val="19"/>
               </w:rPr>
-              <w:t>기능성화장품(여드름성 피부 완화) 주의문구 필수 표기 여부 자동 점검 룰셋 2건 추가 및 리포트 문구 보완</w:t>
+              <w:t>핵심규격전장부품(과전류성 전장부품 완화) 주의조항 필수 표기 여부 자동 점검 룰셋 2건 추가 및 리포트 조항 보완</w:t>
             </w:r>
           </w:p>
         </w:tc>
@@ -527,7 +527,7 @@
                 <w:color w:val="1E293B"/>
                 <w:sz w:val="19"/>
               </w:rPr>
-              <w:t>2026년 11월 식약처 기능성화장품 표시 가이드 안내에 따라, 품목 유형이 '여드름성 피부 완화 기능성'인 경우 상세페이지 하단에 법정 필수 주의문구('의약품이 아님' 고지)가 누락되었을 때 황색 주의(WARN) 배지를 자동 표출하도록 룰셋(RUL-121, RUL-122) 보강 요청</w:t>
+              <w:t>2026년 11월 공정위·표준원 핵심규격전장부품 표시 가이드 안내에 따라, 품목 유형이 '과전류성 전장부품 완화 핵심규격'인 경우 기술시방서 하단에 법정 필수 주의조항('불공정특약이 아님' 고지)가 누락되었을 때 황색 주의(WARN) 배지를 자동 표출하도록 룰셋(RUL-121, RUL-122) 보강 요청</w:t>
             </w:r>
           </w:p>
         </w:tc>
@@ -577,7 +577,7 @@
                 <w:color w:val="1E293B"/>
                 <w:sz w:val="19"/>
               </w:rPr>
-              <w:t>여드름성 기능성 라인업(더마쉴드 아크네 케어 5종) 신제품 출시 캠페인 심의 시 필수 고지문구 누락 100% 사전 예방</w:t>
+              <w:t>과전류성 핵심규격 라인업(스마트팩토리본부 아크네 관리 5종) 신제품 출시 조달프로젝트 검증 시 필수 고지조항 누락 100% 사전 예방</w:t>
             </w:r>
           </w:p>
         </w:tc>
@@ -707,7 +707,7 @@
                 <w:color w:val="1E293B"/>
                 <w:sz w:val="19"/>
               </w:rPr>
-              <w:t>tb_compliance_rule 조건부 필수문구 검증 규칙 2건 추가 및 골든셋 회귀 테스트 (소요 공수: 0.5 M/D — 무상지원)</w:t>
+              <w:t>tb_compliance_rule 조건부 필수조항 검증 규칙 2건 추가 및 골든셋 회귀 테스트 (소요 공수: 0.5 M/D — 무상지원)</w:t>
             </w:r>
           </w:p>
         </w:tc>
@@ -757,7 +757,7 @@
                 <w:color w:val="1E293B"/>
                 <w:sz w:val="19"/>
               </w:rPr>
-              <w:t>2026년 11월 06일 더마쉴드 상세페이지 시안 5건 대상 정상 검출 확인 (오탐 0건)</w:t>
+              <w:t>2026년 11월 06일 스마트팩토리본부 기술시방서 계약·도서 5건 대상 정상 검출 확인 (오탐 0건)</w:t>
             </w:r>
           </w:p>
         </w:tc>
@@ -996,7 +996,7 @@
                 <w:color w:val="1E293B"/>
                 <w:sz w:val="19"/>
               </w:rPr>
-              <w:t>주식회사 한빛글로벌 규제심의팀</w:t>
+              <w:t>주식회사 한빛글로벌 규제검증팀</w:t>
             </w:r>
           </w:p>
         </w:tc>
